--- a/docs/submission/跨CAD内核轻量化摘要-CAD模型差异快速筛选与对比-发明专利申请文件.docx
+++ b/docs/submission/跨CAD内核轻量化摘要-CAD模型差异快速筛选与对比-发明专利申请文件.docx
@@ -1826,7 +1826,29 @@
           <w:rFonts w:ascii="Calibri" w:hAnsi="Calibri" w:eastAsia="SimSun"/>
           <w:sz w:val="22"/>
         </w:rPr>
-        <w:t>设两个CAD模型中的实体数量规模为n。传统全量几何匹配方法或完整BREP实体逐项比较方法需要在两个实体集合之间进行大量两两比较，在缺少有效索引或候选筛选的情况下，计算复杂度容易接近O(n^2)。</w:t>
+        <w:t>设两个CAD模型中的实体数量规模为n。传统全量几何匹配方法或完整BREP实体逐项比较方法需要在两个实体集合之间进行大量两两比较，在缺少有效索引或候选筛选的情况下，计算复杂度容易接近O(</w:t>
+      </w:r>
+      <w:r>
+        <w:rPr>
+          <w:rFonts w:ascii="Calibri" w:hAnsi="Calibri" w:eastAsia="SimSun"/>
+          <w:sz w:val="22"/>
+        </w:rPr>
+        <w:t>n</w:t>
+      </w:r>
+      <w:r>
+        <w:rPr>
+          <w:rFonts w:ascii="Calibri" w:hAnsi="Calibri" w:eastAsia="SimSun"/>
+          <w:sz w:val="22"/>
+          <w:vertAlign w:val="superscript"/>
+        </w:rPr>
+        <w:t>2</w:t>
+      </w:r>
+      <w:r>
+        <w:rPr>
+          <w:rFonts w:ascii="Calibri" w:hAnsi="Calibri" w:eastAsia="SimSun"/>
+          <w:sz w:val="22"/>
+        </w:rPr>
+        <w:t>)。</w:t>
       </w:r>
     </w:p>
     <w:p>

--- a/docs/submission/跨CAD内核轻量化摘要-CAD模型差异快速筛选与对比-发明专利申请文件.docx
+++ b/docs/submission/跨CAD内核轻量化摘要-CAD模型差异快速筛选与对比-发明专利申请文件.docx
@@ -41,7 +41,7 @@
           <w:rFonts w:ascii="Calibri" w:hAnsi="Calibri" w:eastAsia="SimSun"/>
           <w:sz w:val="24"/>
         </w:rPr>
-        <w:t>申请人：____________________________</w:t>
+        <w:t>申请人：苏潇迪-云平台体验研发部</w:t>
       </w:r>
     </w:p>
     <w:p>
@@ -55,7 +55,21 @@
           <w:rFonts w:ascii="Calibri" w:hAnsi="Calibri" w:eastAsia="SimSun"/>
           <w:sz w:val="24"/>
         </w:rPr>
-        <w:t>发明人：____________________________</w:t>
+        <w:t>发明人：苏潇迪</w:t>
+      </w:r>
+    </w:p>
+    <w:p>
+      <w:pPr>
+        <w:spacing w:after="240"/>
+        <w:ind w:left="1701"/>
+        <w:jc w:val="left"/>
+      </w:pPr>
+      <w:r>
+        <w:rPr>
+          <w:rFonts w:ascii="Calibri" w:hAnsi="Calibri" w:eastAsia="SimSun"/>
+          <w:sz w:val="24"/>
+        </w:rPr>
+        <w:t>联系电话：15077207427</w:t>
       </w:r>
     </w:p>
     <w:p>
